--- a/docx/word/05_轴承寿命预测与故障诊断系统_确认测试计划文档_zyj.docx
+++ b/docx/word/05_轴承寿命预测与故障诊断系统_确认测试计划文档_zyj.docx
@@ -394,7 +394,7 @@
               <w:jc w:val="left"/>
             </w:pPr>
             <w:r>
-              <w:t xml:space="preserve">Notebook 输出 MSE/RMSE/MAE/R2 和 RUL 图</w:t>
+              <w:t xml:space="preserve">CLI 输出 MSE/RMSE/MAE/R2 和 RUL 图</w:t>
             </w:r>
           </w:p>
         </w:tc>
@@ -440,7 +440,7 @@
               <w:jc w:val="left"/>
             </w:pPr>
             <w:r>
-              <w:t xml:space="preserve">Notebook 输出 accuracy/F1/混淆矩阵</w:t>
+              <w:t xml:space="preserve">CLI 输出 accuracy/F1/混淆矩阵</w:t>
             </w:r>
           </w:p>
         </w:tc>
